--- a/course_development/active_inference_es/02_our_bodies/02_agents/output/study-guides/02_agents-practice_quiz.docx
+++ b/course_development/active_inference_es/02_our_bodies/02_agents/output/study-guides/02_agents-practice_quiz.docx
@@ -27,6 +27,11 @@
     </w:p>
     <w:p>
       <w:r>
+        <w:t>Answer: C! Great job! YOU are the agent because you can sense, think, and make choices.</w:t>
+      </w:r>
+    </w:p>
+    <w:p>
+      <w:r>
         <w:t>Where does Captain Brain live?</w:t>
         <w:br/>
         <w:t xml:space="preserve">    A) In your foot</w:t>
@@ -36,6 +41,11 @@
         <w:t xml:space="preserve">    C) In your pocket</w:t>
         <w:br/>
         <w:t xml:space="preserve">    D) On the moon</w:t>
+      </w:r>
+    </w:p>
+    <w:p>
+      <w:r>
+        <w:t>Answer: B! That's right! Your brain lives in the tall tower at the top of your body -- your head!</w:t>
       </w:r>
     </w:p>
     <w:p>
@@ -53,6 +63,11 @@
     </w:p>
     <w:p>
       <w:r>
+        <w:t>Answer: A! Nice work! A goal is what you are trying to do, like finding food, making a friend, or learning something new.</w:t>
+      </w:r>
+    </w:p>
+    <w:p>
+      <w:r>
         <w:t>If Captain Brain sees a yummy apple, what does she say?</w:t>
         <w:br/>
         <w:t xml:space="preserve">    A) "Run away!"</w:t>
@@ -62,6 +77,11 @@
         <w:t xml:space="preserve">    C) "Close your eyes!"</w:t>
         <w:br/>
         <w:t xml:space="preserve">    D) "Sing a song!"</w:t>
+      </w:r>
+    </w:p>
+    <w:p>
+      <w:r>
+        <w:t>Answer: B! Exactly! Captain Brain gives orders to the body crew: "Legs, walk! Arms, reach!" And you get the apple.</w:t>
       </w:r>
     </w:p>
     <w:p>
@@ -79,6 +99,11 @@
     </w:p>
     <w:p>
       <w:r>
+        <w:t>Answer: C! You got it! Your senses are like spyglasses that help Captain Brain see what is happening in the world.</w:t>
+      </w:r>
+    </w:p>
+    <w:p>
+      <w:r>
         <w:t>Who drives the Body Ship?</w:t>
         <w:br/>
         <w:t xml:space="preserve">    A) The Wind</w:t>
@@ -92,6 +117,11 @@
     </w:p>
     <w:p>
       <w:r>
+        <w:t>Answer: B! That's right! Captain Brain is the one steering the ship, telling your body where to go and what to do.</w:t>
+      </w:r>
+    </w:p>
+    <w:p>
+      <w:r>
         <w:t>Can a robot be an agent?</w:t>
         <w:br/>
         <w:t xml:space="preserve">    A) Yes, if it has a computer brain and a goal</w:t>
@@ -101,6 +131,65 @@
         <w:t xml:space="preserve">    C) Only if it eats pizza</w:t>
         <w:br/>
         <w:t xml:space="preserve">    D) Only on Fridays</w:t>
+      </w:r>
+    </w:p>
+    <w:p>
+      <w:r>
+        <w:t>Answer: A! Smart thinking! A robot with a computer brain and a goal can sense and act, just like you.</w:t>
+      </w:r>
+    </w:p>
+    <w:p>
+      <w:r>
+        <w:t>What does Captain Brain need BOTH of to sail safely?</w:t>
+        <w:br/>
+        <w:t xml:space="preserve">    A) Pizza and cookies</w:t>
+        <w:br/>
+        <w:t xml:space="preserve">    B) Perception (seeing the world) and Action (moving the body)</w:t>
+        <w:br/>
+        <w:t xml:space="preserve">    C) Two hats</w:t>
+        <w:br/>
+        <w:t xml:space="preserve">    D) Rain and snow</w:t>
+      </w:r>
+    </w:p>
+    <w:p>
+      <w:r>
+        <w:t>Answer: B! Exactly! Captain Brain needs the spyglass (senses) to see what is out there AND the steering wheel (muscles) to move the body.</w:t>
+      </w:r>
+    </w:p>
+    <w:p>
+      <w:r>
+        <w:t>What would happen if the Body Ship had no Captain Brain?</w:t>
+        <w:br/>
+        <w:t xml:space="preserve">    A) It would sail perfectly</w:t>
+        <w:br/>
+        <w:t xml:space="preserve">    B) It would just float around in circles with no direction</w:t>
+        <w:br/>
+        <w:t xml:space="preserve">    C) It would fly to space</w:t>
+        <w:br/>
+        <w:t xml:space="preserve">    D) It would turn into a submarine</w:t>
+      </w:r>
+    </w:p>
+    <w:p>
+      <w:r>
+        <w:t>Answer: B! That's right! Without a captain to give orders, the ship has no one to make choices or set a course.</w:t>
+      </w:r>
+    </w:p>
+    <w:p>
+      <w:r>
+        <w:t>In "Simon Says," who is the Captain Brain?</w:t>
+        <w:br/>
+        <w:t xml:space="preserve">    A) The person giving orders</w:t>
+        <w:br/>
+        <w:t xml:space="preserve">    B) The floor</w:t>
+        <w:br/>
+        <w:t xml:space="preserve">    C) The ceiling</w:t>
+        <w:br/>
+        <w:t xml:space="preserve">    D) Nobody</w:t>
+      </w:r>
+    </w:p>
+    <w:p>
+      <w:r>
+        <w:t>Answer: A! You got it! The person saying "Captain says... touch your toes!" is acting like the brain, sending orders to the body.</w:t>
       </w:r>
     </w:p>
     <w:p>
